--- a/Capstone/Fase 2/Evidencias del Proyecto/Desarrollo del proyecto.docx
+++ b/Capstone/Fase 2/Evidencias del Proyecto/Desarrollo del proyecto.docx
@@ -26,12 +26,12 @@
             <wp:extent cx="7781608" cy="3416315"/>
             <wp:effectExtent b="0" l="0" r="0" t="0"/>
             <wp:wrapSquare wrapText="bothSides" distB="114300" distT="114300" distL="114300" distR="114300"/>
-            <wp:docPr id="2060923657" name="image2.jpg"/>
+            <wp:docPr id="2060923657" name="image1.jpg"/>
             <a:graphic>
               <a:graphicData uri="http://schemas.openxmlformats.org/drawingml/2006/picture">
                 <pic:pic>
                   <pic:nvPicPr>
-                    <pic:cNvPr id="0" name="image2.jpg"/>
+                    <pic:cNvPr id="0" name="image1.jpg"/>
                     <pic:cNvPicPr preferRelativeResize="0"/>
                   </pic:nvPicPr>
                   <pic:blipFill>
@@ -693,7 +693,7 @@
                 <wp:positionV relativeFrom="paragraph">
                   <wp:posOffset>66676</wp:posOffset>
                 </wp:positionV>
-                <wp:extent cx="4671263" cy="847239"/>
+                <wp:extent cx="4671263" cy="668632"/>
                 <wp:effectExtent b="0" l="0" r="0" t="0"/>
                 <wp:wrapSquare wrapText="bothSides" distB="0" distT="0" distL="114300" distR="114300"/>
                 <wp:docPr id="2060923654" name=""/>
@@ -732,7 +732,7 @@
                                 <w:smallCaps w:val="0"/>
                                 <w:strike w:val="0"/>
                                 <w:color w:val="17365d"/>
-                                <w:sz w:val="50"/>
+                                <w:sz w:val="36"/>
                                 <w:vertAlign w:val="baseline"/>
                               </w:rPr>
                               <w:t xml:space="preserve">Integrantes:</w:t>
@@ -745,7 +745,7 @@
                                 <w:smallCaps w:val="0"/>
                                 <w:strike w:val="0"/>
                                 <w:color w:val="20212c"/>
-                                <w:sz w:val="50"/>
+                                <w:sz w:val="36"/>
                                 <w:vertAlign w:val="baseline"/>
                               </w:rPr>
                               <w:t xml:space="preserve"> Alonso Gómez - Cristian Ferreira - Brayan Moreno</w:t>
@@ -766,7 +766,7 @@
                                 <w:smallCaps w:val="0"/>
                                 <w:strike w:val="0"/>
                                 <w:color w:val="20212c"/>
-                                <w:sz w:val="50"/>
+                                <w:sz w:val="36"/>
                                 <w:vertAlign w:val="baseline"/>
                               </w:rPr>
                             </w:r>
@@ -778,7 +778,7 @@
                                 <w:smallCaps w:val="0"/>
                                 <w:strike w:val="0"/>
                                 <w:color w:val="17365d"/>
-                                <w:sz w:val="50"/>
+                                <w:sz w:val="36"/>
                                 <w:vertAlign w:val="baseline"/>
                               </w:rPr>
                               <w:t xml:space="preserve">Fecha:	</w:t>
@@ -791,7 +791,7 @@
                                 <w:smallCaps w:val="0"/>
                                 <w:strike w:val="0"/>
                                 <w:color w:val="20212c"/>
-                                <w:sz w:val="50"/>
+                                <w:sz w:val="36"/>
                                 <w:vertAlign w:val="baseline"/>
                               </w:rPr>
                               <w:t xml:space="preserve"> 2</w:t>
@@ -804,10 +804,10 @@
                                 <w:smallCaps w:val="0"/>
                                 <w:strike w:val="0"/>
                                 <w:color w:val="20212c"/>
-                                <w:sz w:val="50"/>
+                                <w:sz w:val="36"/>
                                 <w:vertAlign w:val="baseline"/>
                               </w:rPr>
-                              <w:t xml:space="preserve">4</w:t>
+                              <w:t xml:space="preserve">0</w:t>
                             </w:r>
                             <w:r>
                               <w:rPr>
@@ -817,10 +817,36 @@
                                 <w:smallCaps w:val="0"/>
                                 <w:strike w:val="0"/>
                                 <w:color w:val="20212c"/>
-                                <w:sz w:val="50"/>
+                                <w:sz w:val="36"/>
                                 <w:vertAlign w:val="baseline"/>
                               </w:rPr>
-                              <w:t xml:space="preserve">/08/2025</w:t>
+                              <w:t xml:space="preserve">/0</w:t>
+                            </w:r>
+                            <w:r>
+                              <w:rPr>
+                                <w:rFonts w:ascii="Proxima Nova" w:cs="Proxima Nova" w:eastAsia="Proxima Nova" w:hAnsi="Proxima Nova"/>
+                                <w:b w:val="0"/>
+                                <w:i w:val="0"/>
+                                <w:smallCaps w:val="0"/>
+                                <w:strike w:val="0"/>
+                                <w:color w:val="20212c"/>
+                                <w:sz w:val="36"/>
+                                <w:vertAlign w:val="baseline"/>
+                              </w:rPr>
+                              <w:t xml:space="preserve">9</w:t>
+                            </w:r>
+                            <w:r>
+                              <w:rPr>
+                                <w:rFonts w:ascii="Proxima Nova" w:cs="Proxima Nova" w:eastAsia="Proxima Nova" w:hAnsi="Proxima Nova"/>
+                                <w:b w:val="0"/>
+                                <w:i w:val="0"/>
+                                <w:smallCaps w:val="0"/>
+                                <w:strike w:val="0"/>
+                                <w:color w:val="20212c"/>
+                                <w:sz w:val="36"/>
+                                <w:vertAlign w:val="baseline"/>
+                              </w:rPr>
+                              <w:t xml:space="preserve">/2025</w:t>
                             </w:r>
                           </w:p>
                           <w:p>
@@ -838,7 +864,7 @@
                                 <w:smallCaps w:val="0"/>
                                 <w:strike w:val="0"/>
                                 <w:color w:val="20212c"/>
-                                <w:sz w:val="50"/>
+                                <w:sz w:val="36"/>
                                 <w:vertAlign w:val="baseline"/>
                               </w:rPr>
                             </w:r>
@@ -850,7 +876,7 @@
                                 <w:smallCaps w:val="0"/>
                                 <w:strike w:val="0"/>
                                 <w:color w:val="17365d"/>
-                                <w:sz w:val="50"/>
+                                <w:sz w:val="36"/>
                                 <w:vertAlign w:val="baseline"/>
                               </w:rPr>
                               <w:t xml:space="preserve">Versión:</w:t>
@@ -863,7 +889,7 @@
                                 <w:smallCaps w:val="0"/>
                                 <w:strike w:val="0"/>
                                 <w:color w:val="17365d"/>
-                                <w:sz w:val="50"/>
+                                <w:sz w:val="36"/>
                                 <w:vertAlign w:val="baseline"/>
                               </w:rPr>
                               <w:t xml:space="preserve"> </w:t>
@@ -876,7 +902,7 @@
                                 <w:smallCaps w:val="0"/>
                                 <w:strike w:val="0"/>
                                 <w:color w:val="20212c"/>
-                                <w:sz w:val="50"/>
+                                <w:sz w:val="36"/>
                                 <w:vertAlign w:val="baseline"/>
                               </w:rPr>
                               <w:t xml:space="preserve"> 1.0</w:t>
@@ -897,7 +923,7 @@
                                 <w:smallCaps w:val="0"/>
                                 <w:strike w:val="0"/>
                                 <w:color w:val="20212c"/>
-                                <w:sz w:val="50"/>
+                                <w:sz w:val="36"/>
                                 <w:vertAlign w:val="baseline"/>
                               </w:rPr>
                             </w:r>
@@ -923,7 +949,7 @@
                 <wp:positionV relativeFrom="paragraph">
                   <wp:posOffset>66676</wp:posOffset>
                 </wp:positionV>
-                <wp:extent cx="4671263" cy="847239"/>
+                <wp:extent cx="4671263" cy="668632"/>
                 <wp:effectExtent b="0" l="0" r="0" t="0"/>
                 <wp:wrapSquare wrapText="bothSides" distB="0" distT="0" distL="114300" distR="114300"/>
                 <wp:docPr id="2060923654" name="image5.png"/>
@@ -944,7 +970,7 @@
                       <pic:spPr>
                         <a:xfrm>
                           <a:off x="0" y="0"/>
-                          <a:ext cx="4671263" cy="847239"/>
+                          <a:ext cx="4671263" cy="668632"/>
                         </a:xfrm>
                         <a:prstGeom prst="rect"/>
                         <a:ln/>
@@ -1063,7 +1089,7 @@
     </w:p>
     <w:sdt>
       <w:sdtPr>
-        <w:id w:val="-1455829516"/>
+        <w:id w:val="-2140526703"/>
         <w:docPartObj>
           <w:docPartGallery w:val="Table of Contents"/>
           <w:docPartUnique w:val="1"/>
@@ -2073,6 +2099,58 @@
               <w:rtl w:val="0"/>
             </w:rPr>
           </w:r>
+        </w:p>
+        <w:p>
+          <w:pPr>
+            <w:widowControl w:val="0"/>
+            <w:tabs>
+              <w:tab w:val="right" w:leader="dot" w:pos="12000"/>
+            </w:tabs>
+            <w:spacing w:before="60" w:lineRule="auto"/>
+            <w:rPr>
+              <w:rFonts w:ascii="Arial" w:cs="Arial" w:eastAsia="Arial" w:hAnsi="Arial"/>
+              <w:b w:val="1"/>
+              <w:bCs w:val="1"/>
+              <w:i w:val="0"/>
+              <w:iCs w:val="0"/>
+              <w:smallCaps w:val="0"/>
+              <w:strike w:val="0"/>
+              <w:color w:val="000000"/>
+              <w:sz w:val="22"/>
+              <w:szCs w:val="22"/>
+              <w:u w:val="none"/>
+              <w:shd w:fill="auto" w:val="clear"/>
+              <w:vertAlign w:val="baseline"/>
+            </w:rPr>
+          </w:pPr>
+          <w:hyperlink w:anchor="_heading=h.9nqrg995wkhu">
+            <w:r>
+              <w:rPr>
+                <w:rFonts w:ascii="Arial" w:cs="Arial" w:eastAsia="Arial" w:hAnsi="Arial"/>
+                <w:b w:val="1"/>
+                <w:bCs w:val="1"/>
+                <w:i w:val="0"/>
+                <w:iCs w:val="0"/>
+                <w:smallCaps w:val="0"/>
+                <w:strike w:val="0"/>
+                <w:color w:val="000000"/>
+                <w:sz w:val="22"/>
+                <w:szCs w:val="22"/>
+                <w:u w:val="none"/>
+                <w:shd w:fill="auto" w:val="clear"/>
+                <w:vertAlign w:val="baseline"/>
+                <w:rtl w:val="0"/>
+              </w:rPr>
+              <w:t xml:space="preserve">9. Conclusiones</w:t>
+              <w:tab/>
+              <w:t xml:space="preserve">9</w:t>
+            </w:r>
+          </w:hyperlink>
+          <w:r>
+            <w:rPr>
+              <w:rtl w:val="0"/>
+            </w:rPr>
+          </w:r>
           <w:r>
             <w:fldChar w:fldCharType="end"/>
           </w:r>
@@ -3030,7 +3108,7 @@
                 <w:szCs w:val="24"/>
                 <w:rtl w:val="0"/>
               </w:rPr>
-              <w:t xml:space="preserve">24/10/2025</w:t>
+              <w:t xml:space="preserve">20/09/2025</w:t>
             </w:r>
           </w:p>
         </w:tc>
@@ -4210,64 +4288,6 @@
     </w:p>
     <w:p>
       <w:pPr>
-        <w:tabs>
-          <w:tab w:val="left" w:leader="none" w:pos="851"/>
-          <w:tab w:val="left" w:leader="none" w:pos="1701"/>
-          <w:tab w:val="left" w:leader="none" w:pos="2552"/>
-          <w:tab w:val="left" w:leader="none" w:pos="851"/>
-          <w:tab w:val="left" w:leader="none" w:pos="1701"/>
-          <w:tab w:val="left" w:leader="none" w:pos="2552"/>
-          <w:tab w:val="left" w:leader="none" w:pos="851"/>
-          <w:tab w:val="left" w:leader="none" w:pos="1701"/>
-          <w:tab w:val="left" w:leader="none" w:pos="2552"/>
-          <w:tab w:val="left" w:leader="none" w:pos="851"/>
-          <w:tab w:val="left" w:leader="none" w:pos="1701"/>
-          <w:tab w:val="left" w:leader="none" w:pos="2552"/>
-          <w:tab w:val="left" w:leader="none" w:pos="851"/>
-          <w:tab w:val="left" w:leader="none" w:pos="1701"/>
-          <w:tab w:val="left" w:leader="none" w:pos="2552"/>
-        </w:tabs>
-        <w:ind w:left="0" w:firstLine="0"/>
-        <w:jc w:val="both"/>
-        <w:rPr/>
-      </w:pPr>
-      <w:r>
-        <w:rPr>
-          <w:rtl w:val="0"/>
-        </w:rPr>
-      </w:r>
-    </w:p>
-    <w:p>
-      <w:pPr>
-        <w:tabs>
-          <w:tab w:val="left" w:leader="none" w:pos="851"/>
-          <w:tab w:val="left" w:leader="none" w:pos="1701"/>
-          <w:tab w:val="left" w:leader="none" w:pos="2552"/>
-          <w:tab w:val="left" w:leader="none" w:pos="851"/>
-          <w:tab w:val="left" w:leader="none" w:pos="1701"/>
-          <w:tab w:val="left" w:leader="none" w:pos="2552"/>
-          <w:tab w:val="left" w:leader="none" w:pos="851"/>
-          <w:tab w:val="left" w:leader="none" w:pos="1701"/>
-          <w:tab w:val="left" w:leader="none" w:pos="2552"/>
-          <w:tab w:val="left" w:leader="none" w:pos="851"/>
-          <w:tab w:val="left" w:leader="none" w:pos="1701"/>
-          <w:tab w:val="left" w:leader="none" w:pos="2552"/>
-          <w:tab w:val="left" w:leader="none" w:pos="851"/>
-          <w:tab w:val="left" w:leader="none" w:pos="1701"/>
-          <w:tab w:val="left" w:leader="none" w:pos="2552"/>
-        </w:tabs>
-        <w:ind w:left="0" w:firstLine="0"/>
-        <w:jc w:val="both"/>
-        <w:rPr/>
-      </w:pPr>
-      <w:r>
-        <w:rPr>
-          <w:rtl w:val="0"/>
-        </w:rPr>
-      </w:r>
-    </w:p>
-    <w:p>
-      <w:pPr>
         <w:pStyle w:val="Heading1"/>
         <w:numPr>
           <w:ilvl w:val="0"/>
@@ -4522,7 +4542,7 @@
       </w:pPr>
       <w:sdt>
         <w:sdtPr>
-          <w:id w:val="-1285242678"/>
+          <w:id w:val="460922489"/>
           <w:tag w:val="goog_rdk_0"/>
         </w:sdtPr>
         <w:sdtContent>
@@ -4563,7 +4583,7 @@
       </w:pPr>
       <w:sdt>
         <w:sdtPr>
-          <w:id w:val="1635965541"/>
+          <w:id w:val="-1694196592"/>
           <w:tag w:val="goog_rdk_1"/>
         </w:sdtPr>
         <w:sdtContent>
@@ -4604,7 +4624,7 @@
       </w:pPr>
       <w:sdt>
         <w:sdtPr>
-          <w:id w:val="1219139126"/>
+          <w:id w:val="984931498"/>
           <w:tag w:val="goog_rdk_2"/>
         </w:sdtPr>
         <w:sdtContent>
@@ -4645,7 +4665,7 @@
       </w:pPr>
       <w:sdt>
         <w:sdtPr>
-          <w:id w:val="-2109999226"/>
+          <w:id w:val="-1116411837"/>
           <w:tag w:val="goog_rdk_3"/>
         </w:sdtPr>
         <w:sdtContent>
@@ -4686,7 +4706,7 @@
       </w:pPr>
       <w:sdt>
         <w:sdtPr>
-          <w:id w:val="523180813"/>
+          <w:id w:val="2115593211"/>
           <w:tag w:val="goog_rdk_4"/>
         </w:sdtPr>
         <w:sdtContent>
@@ -4727,7 +4747,7 @@
       </w:pPr>
       <w:sdt>
         <w:sdtPr>
-          <w:id w:val="1768744897"/>
+          <w:id w:val="991469965"/>
           <w:tag w:val="goog_rdk_5"/>
         </w:sdtPr>
         <w:sdtContent>
@@ -5039,7 +5059,7 @@
       </w:pPr>
       <w:sdt>
         <w:sdtPr>
-          <w:id w:val="1571506572"/>
+          <w:id w:val="1697549425"/>
           <w:tag w:val="goog_rdk_6"/>
         </w:sdtPr>
         <w:sdtContent>
@@ -5080,7 +5100,7 @@
       </w:pPr>
       <w:sdt>
         <w:sdtPr>
-          <w:id w:val="1647902066"/>
+          <w:id w:val="-2050040815"/>
           <w:tag w:val="goog_rdk_7"/>
         </w:sdtPr>
         <w:sdtContent>
@@ -5121,7 +5141,7 @@
       </w:pPr>
       <w:sdt>
         <w:sdtPr>
-          <w:id w:val="-691675715"/>
+          <w:id w:val="1916077667"/>
           <w:tag w:val="goog_rdk_8"/>
         </w:sdtPr>
         <w:sdtContent>
@@ -5261,7 +5281,7 @@
       </w:pPr>
       <w:sdt>
         <w:sdtPr>
-          <w:id w:val="1251303993"/>
+          <w:id w:val="-785812155"/>
           <w:tag w:val="goog_rdk_9"/>
         </w:sdtPr>
         <w:sdtContent>
@@ -5302,7 +5322,7 @@
       </w:pPr>
       <w:sdt>
         <w:sdtPr>
-          <w:id w:val="-1491595365"/>
+          <w:id w:val="1507710909"/>
           <w:tag w:val="goog_rdk_10"/>
         </w:sdtPr>
         <w:sdtContent>
@@ -5442,7 +5462,7 @@
       </w:pPr>
       <w:sdt>
         <w:sdtPr>
-          <w:id w:val="637842285"/>
+          <w:id w:val="253360430"/>
           <w:tag w:val="goog_rdk_11"/>
         </w:sdtPr>
         <w:sdtContent>
@@ -5582,7 +5602,7 @@
       </w:pPr>
       <w:sdt>
         <w:sdtPr>
-          <w:id w:val="934725402"/>
+          <w:id w:val="1922785731"/>
           <w:tag w:val="goog_rdk_12"/>
         </w:sdtPr>
         <w:sdtContent>
@@ -5722,7 +5742,7 @@
       </w:pPr>
       <w:sdt>
         <w:sdtPr>
-          <w:id w:val="-816839022"/>
+          <w:id w:val="2046054475"/>
           <w:tag w:val="goog_rdk_13"/>
         </w:sdtPr>
         <w:sdtContent>
@@ -5763,7 +5783,7 @@
       </w:pPr>
       <w:sdt>
         <w:sdtPr>
-          <w:id w:val="1422424059"/>
+          <w:id w:val="-1374468213"/>
           <w:tag w:val="goog_rdk_14"/>
         </w:sdtPr>
         <w:sdtContent>
@@ -5903,7 +5923,7 @@
       </w:pPr>
       <w:sdt>
         <w:sdtPr>
-          <w:id w:val="-1709003966"/>
+          <w:id w:val="110145397"/>
           <w:tag w:val="goog_rdk_15"/>
         </w:sdtPr>
         <w:sdtContent>
@@ -6043,7 +6063,7 @@
       </w:pPr>
       <w:sdt>
         <w:sdtPr>
-          <w:id w:val="2071928136"/>
+          <w:id w:val="-1210465957"/>
           <w:tag w:val="goog_rdk_16"/>
         </w:sdtPr>
         <w:sdtContent>
@@ -6414,7 +6434,7 @@
       </w:pPr>
       <w:sdt>
         <w:sdtPr>
-          <w:id w:val="1307525051"/>
+          <w:id w:val="2012837707"/>
           <w:tag w:val="goog_rdk_17"/>
         </w:sdtPr>
         <w:sdtContent>
@@ -6554,7 +6574,7 @@
       </w:pPr>
       <w:sdt>
         <w:sdtPr>
-          <w:id w:val="475073425"/>
+          <w:id w:val="101988712"/>
           <w:tag w:val="goog_rdk_18"/>
         </w:sdtPr>
         <w:sdtContent>
@@ -6694,7 +6714,7 @@
       </w:pPr>
       <w:sdt>
         <w:sdtPr>
-          <w:id w:val="-86382415"/>
+          <w:id w:val="-1414987597"/>
           <w:tag w:val="goog_rdk_19"/>
         </w:sdtPr>
         <w:sdtContent>
@@ -6834,7 +6854,7 @@
       </w:pPr>
       <w:sdt>
         <w:sdtPr>
-          <w:id w:val="1958905358"/>
+          <w:id w:val="1948925530"/>
           <w:tag w:val="goog_rdk_20"/>
         </w:sdtPr>
         <w:sdtContent>
@@ -6974,7 +6994,7 @@
       </w:pPr>
       <w:sdt>
         <w:sdtPr>
-          <w:id w:val="1489814615"/>
+          <w:id w:val="-1926857452"/>
           <w:tag w:val="goog_rdk_21"/>
         </w:sdtPr>
         <w:sdtContent>
@@ -7114,7 +7134,7 @@
       </w:pPr>
       <w:sdt>
         <w:sdtPr>
-          <w:id w:val="851267818"/>
+          <w:id w:val="1921590777"/>
           <w:tag w:val="goog_rdk_22"/>
         </w:sdtPr>
         <w:sdtContent>
@@ -7479,7 +7499,7 @@
       </w:pPr>
       <w:sdt>
         <w:sdtPr>
-          <w:id w:val="-1785141027"/>
+          <w:id w:val="-519017190"/>
           <w:tag w:val="goog_rdk_23"/>
         </w:sdtPr>
         <w:sdtContent>
@@ -7619,7 +7639,7 @@
       </w:pPr>
       <w:sdt>
         <w:sdtPr>
-          <w:id w:val="429044542"/>
+          <w:id w:val="-1846546791"/>
           <w:tag w:val="goog_rdk_24"/>
         </w:sdtPr>
         <w:sdtContent>
@@ -7759,7 +7779,7 @@
       </w:pPr>
       <w:sdt>
         <w:sdtPr>
-          <w:id w:val="844596694"/>
+          <w:id w:val="1704350942"/>
           <w:tag w:val="goog_rdk_25"/>
         </w:sdtPr>
         <w:sdtContent>
@@ -7838,7 +7858,7 @@
           <w:bCs w:val="1"/>
           <w:rtl w:val="0"/>
         </w:rPr>
-        <w:t xml:space="preserve">RF-A4 – Ver alarmas activas (R.4 Alarmas)</w:t>
+        <w:t xml:space="preserve">RF-A4 – Listar alarmas (R.4 Alarmas)</w:t>
       </w:r>
     </w:p>
     <w:p>
@@ -7899,7 +7919,7 @@
       </w:pPr>
       <w:sdt>
         <w:sdtPr>
-          <w:id w:val="-510157907"/>
+          <w:id w:val="-1442957344"/>
           <w:tag w:val="goog_rdk_26"/>
         </w:sdtPr>
         <w:sdtContent>
@@ -7908,7 +7928,7 @@
               <w:rFonts w:ascii="Arial Unicode MS" w:cs="Arial Unicode MS" w:eastAsia="Arial Unicode MS" w:hAnsi="Arial Unicode MS"/>
               <w:rtl w:val="0"/>
             </w:rPr>
-            <w:t xml:space="preserve">● Listado de alarmas activas con hora y frecuencia.</w:t>
+            <w:t xml:space="preserve">● Listado de alarmas del usuario logueado.</w:t>
           </w:r>
         </w:sdtContent>
       </w:sdt>
@@ -8039,7 +8059,7 @@
       </w:pPr>
       <w:sdt>
         <w:sdtPr>
-          <w:id w:val="660863176"/>
+          <w:id w:val="944417828"/>
           <w:tag w:val="goog_rdk_27"/>
         </w:sdtPr>
         <w:sdtContent>
@@ -8179,7 +8199,7 @@
       </w:pPr>
       <w:sdt>
         <w:sdtPr>
-          <w:id w:val="-32383883"/>
+          <w:id w:val="-1692769506"/>
           <w:tag w:val="goog_rdk_28"/>
         </w:sdtPr>
         <w:sdtContent>
@@ -8319,7 +8339,7 @@
       </w:pPr>
       <w:sdt>
         <w:sdtPr>
-          <w:id w:val="1652616800"/>
+          <w:id w:val="-766429781"/>
           <w:tag w:val="goog_rdk_29"/>
         </w:sdtPr>
         <w:sdtContent>
@@ -8684,7 +8704,7 @@
       </w:pPr>
       <w:sdt>
         <w:sdtPr>
-          <w:id w:val="-2060930597"/>
+          <w:id w:val="-1871695317"/>
           <w:tag w:val="goog_rdk_30"/>
         </w:sdtPr>
         <w:sdtContent>
@@ -8824,7 +8844,7 @@
       </w:pPr>
       <w:sdt>
         <w:sdtPr>
-          <w:id w:val="-1857561485"/>
+          <w:id w:val="2071803935"/>
           <w:tag w:val="goog_rdk_31"/>
         </w:sdtPr>
         <w:sdtContent>
@@ -8964,7 +8984,7 @@
       </w:pPr>
       <w:sdt>
         <w:sdtPr>
-          <w:id w:val="1106905526"/>
+          <w:id w:val="554333825"/>
           <w:tag w:val="goog_rdk_32"/>
         </w:sdtPr>
         <w:sdtContent>
@@ -9104,7 +9124,7 @@
       </w:pPr>
       <w:sdt>
         <w:sdtPr>
-          <w:id w:val="1545826378"/>
+          <w:id w:val="-969520329"/>
           <w:tag w:val="goog_rdk_33"/>
         </w:sdtPr>
         <w:sdtContent>
@@ -9411,7 +9431,7 @@
       </w:pPr>
       <w:sdt>
         <w:sdtPr>
-          <w:id w:val="-719766402"/>
+          <w:id w:val="69183146"/>
           <w:tag w:val="goog_rdk_34"/>
         </w:sdtPr>
         <w:sdtContent>
@@ -9452,7 +9472,7 @@
       </w:pPr>
       <w:sdt>
         <w:sdtPr>
-          <w:id w:val="-519388410"/>
+          <w:id w:val="1613867124"/>
           <w:tag w:val="goog_rdk_35"/>
         </w:sdtPr>
         <w:sdtContent>
@@ -9493,7 +9513,7 @@
       </w:pPr>
       <w:sdt>
         <w:sdtPr>
-          <w:id w:val="2060660255"/>
+          <w:id w:val="-1781372047"/>
           <w:tag w:val="goog_rdk_36"/>
         </w:sdtPr>
         <w:sdtContent>
@@ -9602,7 +9622,7 @@
       </w:pPr>
       <w:sdt>
         <w:sdtPr>
-          <w:id w:val="-1707318408"/>
+          <w:id w:val="1652111974"/>
           <w:tag w:val="goog_rdk_37"/>
         </w:sdtPr>
         <w:sdtContent>
@@ -9643,7 +9663,7 @@
       </w:pPr>
       <w:sdt>
         <w:sdtPr>
-          <w:id w:val="-1814099150"/>
+          <w:id w:val="-735806442"/>
           <w:tag w:val="goog_rdk_38"/>
         </w:sdtPr>
         <w:sdtContent>
@@ -9684,7 +9704,7 @@
       </w:pPr>
       <w:sdt>
         <w:sdtPr>
-          <w:id w:val="2039845081"/>
+          <w:id w:val="-585573651"/>
           <w:tag w:val="goog_rdk_39"/>
         </w:sdtPr>
         <w:sdtContent>
@@ -9796,7 +9816,7 @@
       </w:pPr>
       <w:sdt>
         <w:sdtPr>
-          <w:id w:val="-740158849"/>
+          <w:id w:val="149641912"/>
           <w:tag w:val="goog_rdk_40"/>
         </w:sdtPr>
         <w:sdtContent>
@@ -9837,7 +9857,7 @@
       </w:pPr>
       <w:sdt>
         <w:sdtPr>
-          <w:id w:val="-32295768"/>
+          <w:id w:val="-480415092"/>
           <w:tag w:val="goog_rdk_41"/>
         </w:sdtPr>
         <w:sdtContent>
@@ -9878,7 +9898,7 @@
       </w:pPr>
       <w:sdt>
         <w:sdtPr>
-          <w:id w:val="614475217"/>
+          <w:id w:val="444319132"/>
           <w:tag w:val="goog_rdk_42"/>
         </w:sdtPr>
         <w:sdtContent>
@@ -9987,7 +10007,7 @@
       </w:pPr>
       <w:sdt>
         <w:sdtPr>
-          <w:id w:val="1540322027"/>
+          <w:id w:val="337178873"/>
           <w:tag w:val="goog_rdk_43"/>
         </w:sdtPr>
         <w:sdtContent>
@@ -10028,7 +10048,7 @@
       </w:pPr>
       <w:sdt>
         <w:sdtPr>
-          <w:id w:val="-199618862"/>
+          <w:id w:val="-1564871887"/>
           <w:tag w:val="goog_rdk_44"/>
         </w:sdtPr>
         <w:sdtContent>
@@ -10069,7 +10089,7 @@
       </w:pPr>
       <w:sdt>
         <w:sdtPr>
-          <w:id w:val="-2136480940"/>
+          <w:id w:val="-384217129"/>
           <w:tag w:val="goog_rdk_45"/>
         </w:sdtPr>
         <w:sdtContent>
@@ -10178,7 +10198,7 @@
       </w:pPr>
       <w:sdt>
         <w:sdtPr>
-          <w:id w:val="309702756"/>
+          <w:id w:val="-259397430"/>
           <w:tag w:val="goog_rdk_46"/>
         </w:sdtPr>
         <w:sdtContent>
@@ -10219,7 +10239,7 @@
       </w:pPr>
       <w:sdt>
         <w:sdtPr>
-          <w:id w:val="770033453"/>
+          <w:id w:val="-516942135"/>
           <w:tag w:val="goog_rdk_47"/>
         </w:sdtPr>
         <w:sdtContent>
@@ -10328,7 +10348,7 @@
       </w:pPr>
       <w:sdt>
         <w:sdtPr>
-          <w:id w:val="966497976"/>
+          <w:id w:val="192710254"/>
           <w:tag w:val="goog_rdk_48"/>
         </w:sdtPr>
         <w:sdtContent>
@@ -10369,7 +10389,7 @@
       </w:pPr>
       <w:sdt>
         <w:sdtPr>
-          <w:id w:val="2063782174"/>
+          <w:id w:val="1812664040"/>
           <w:tag w:val="goog_rdk_49"/>
         </w:sdtPr>
         <w:sdtContent>
@@ -10606,7 +10626,7 @@
       </w:pPr>
       <w:sdt>
         <w:sdtPr>
-          <w:id w:val="1194892105"/>
+          <w:id w:val="-1706355900"/>
           <w:tag w:val="goog_rdk_50"/>
         </w:sdtPr>
         <w:sdtContent>
@@ -10647,7 +10667,7 @@
       </w:pPr>
       <w:sdt>
         <w:sdtPr>
-          <w:id w:val="-1539681787"/>
+          <w:id w:val="-436854542"/>
           <w:tag w:val="goog_rdk_51"/>
         </w:sdtPr>
         <w:sdtContent>
@@ -10688,7 +10708,7 @@
       </w:pPr>
       <w:sdt>
         <w:sdtPr>
-          <w:id w:val="-2121690876"/>
+          <w:id w:val="595355728"/>
           <w:tag w:val="goog_rdk_52"/>
         </w:sdtPr>
         <w:sdtContent>
@@ -10729,7 +10749,7 @@
       </w:pPr>
       <w:sdt>
         <w:sdtPr>
-          <w:id w:val="-499130550"/>
+          <w:id w:val="-1498837605"/>
           <w:tag w:val="goog_rdk_53"/>
         </w:sdtPr>
         <w:sdtContent>
@@ -10770,7 +10790,7 @@
       </w:pPr>
       <w:sdt>
         <w:sdtPr>
-          <w:id w:val="-1958598557"/>
+          <w:id w:val="-777256249"/>
           <w:tag w:val="goog_rdk_54"/>
         </w:sdtPr>
         <w:sdtContent>
@@ -10811,7 +10831,7 @@
       </w:pPr>
       <w:sdt>
         <w:sdtPr>
-          <w:id w:val="1550959957"/>
+          <w:id w:val="1489433753"/>
           <w:tag w:val="goog_rdk_55"/>
         </w:sdtPr>
         <w:sdtContent>
@@ -10852,7 +10872,7 @@
       </w:pPr>
       <w:sdt>
         <w:sdtPr>
-          <w:id w:val="37717526"/>
+          <w:id w:val="-1818452583"/>
           <w:tag w:val="goog_rdk_56"/>
         </w:sdtPr>
         <w:sdtContent>
@@ -10992,7 +11012,7 @@
       </w:pPr>
       <w:sdt>
         <w:sdtPr>
-          <w:id w:val="-714154589"/>
+          <w:id w:val="1658511213"/>
           <w:tag w:val="goog_rdk_57"/>
         </w:sdtPr>
         <w:sdtContent>
@@ -11033,7 +11053,7 @@
       </w:pPr>
       <w:sdt>
         <w:sdtPr>
-          <w:id w:val="-355845296"/>
+          <w:id w:val="-792388944"/>
           <w:tag w:val="goog_rdk_58"/>
         </w:sdtPr>
         <w:sdtContent>
@@ -11074,7 +11094,7 @@
       </w:pPr>
       <w:sdt>
         <w:sdtPr>
-          <w:id w:val="274503416"/>
+          <w:id w:val="-169884952"/>
           <w:tag w:val="goog_rdk_59"/>
         </w:sdtPr>
         <w:sdtContent>
@@ -11115,7 +11135,7 @@
       </w:pPr>
       <w:sdt>
         <w:sdtPr>
-          <w:id w:val="-1254975867"/>
+          <w:id w:val="-962602598"/>
           <w:tag w:val="goog_rdk_60"/>
         </w:sdtPr>
         <w:sdtContent>
@@ -11156,7 +11176,7 @@
       </w:pPr>
       <w:sdt>
         <w:sdtPr>
-          <w:id w:val="-995931798"/>
+          <w:id w:val="1671081505"/>
           <w:tag w:val="goog_rdk_61"/>
         </w:sdtPr>
         <w:sdtContent>
@@ -11197,7 +11217,7 @@
       </w:pPr>
       <w:sdt>
         <w:sdtPr>
-          <w:id w:val="-926057060"/>
+          <w:id w:val="384944597"/>
           <w:tag w:val="goog_rdk_62"/>
         </w:sdtPr>
         <w:sdtContent>
@@ -11337,7 +11357,7 @@
       </w:pPr>
       <w:sdt>
         <w:sdtPr>
-          <w:id w:val="1135879813"/>
+          <w:id w:val="804852786"/>
           <w:tag w:val="goog_rdk_63"/>
         </w:sdtPr>
         <w:sdtContent>
@@ -11378,7 +11398,7 @@
       </w:pPr>
       <w:sdt>
         <w:sdtPr>
-          <w:id w:val="1829193899"/>
+          <w:id w:val="-859845180"/>
           <w:tag w:val="goog_rdk_64"/>
         </w:sdtPr>
         <w:sdtContent>
@@ -11419,7 +11439,7 @@
       </w:pPr>
       <w:sdt>
         <w:sdtPr>
-          <w:id w:val="1238194997"/>
+          <w:id w:val="387608007"/>
           <w:tag w:val="goog_rdk_65"/>
         </w:sdtPr>
         <w:sdtContent>
@@ -11460,7 +11480,7 @@
       </w:pPr>
       <w:sdt>
         <w:sdtPr>
-          <w:id w:val="-1163571236"/>
+          <w:id w:val="-1442954349"/>
           <w:tag w:val="goog_rdk_66"/>
         </w:sdtPr>
         <w:sdtContent>
@@ -11501,7 +11521,7 @@
       </w:pPr>
       <w:sdt>
         <w:sdtPr>
-          <w:id w:val="887502147"/>
+          <w:id w:val="623353975"/>
           <w:tag w:val="goog_rdk_67"/>
         </w:sdtPr>
         <w:sdtContent>
@@ -11765,6 +11785,37 @@
     </w:p>
     <w:p>
       <w:pPr>
+        <w:tabs>
+          <w:tab w:val="left" w:leader="none" w:pos="851"/>
+          <w:tab w:val="left" w:leader="none" w:pos="1701"/>
+          <w:tab w:val="left" w:leader="none" w:pos="2552"/>
+          <w:tab w:val="left" w:leader="none" w:pos="851"/>
+          <w:tab w:val="left" w:leader="none" w:pos="1701"/>
+          <w:tab w:val="left" w:leader="none" w:pos="2552"/>
+          <w:tab w:val="left" w:leader="none" w:pos="851"/>
+          <w:tab w:val="left" w:leader="none" w:pos="1701"/>
+          <w:tab w:val="left" w:leader="none" w:pos="2552"/>
+          <w:tab w:val="left" w:leader="none" w:pos="851"/>
+          <w:tab w:val="left" w:leader="none" w:pos="1701"/>
+          <w:tab w:val="left" w:leader="none" w:pos="2552"/>
+          <w:tab w:val="left" w:leader="none" w:pos="851"/>
+          <w:tab w:val="left" w:leader="none" w:pos="1701"/>
+          <w:tab w:val="left" w:leader="none" w:pos="2552"/>
+          <w:tab w:val="left" w:leader="none" w:pos="851"/>
+          <w:tab w:val="left" w:leader="none" w:pos="1701"/>
+          <w:tab w:val="left" w:leader="none" w:pos="2552"/>
+        </w:tabs>
+        <w:ind w:left="720" w:firstLine="0"/>
+        <w:rPr/>
+      </w:pPr>
+      <w:r>
+        <w:rPr>
+          <w:rtl w:val="0"/>
+        </w:rPr>
+      </w:r>
+    </w:p>
+    <w:p>
+      <w:pPr>
         <w:pStyle w:val="Heading1"/>
         <w:numPr>
           <w:ilvl w:val="0"/>
@@ -12144,7 +12195,7 @@
       </w:pPr>
       <w:sdt>
         <w:sdtPr>
-          <w:id w:val="-72998778"/>
+          <w:id w:val="-2073049219"/>
           <w:tag w:val="goog_rdk_68"/>
         </w:sdtPr>
         <w:sdtContent>
@@ -12197,7 +12248,7 @@
       </w:pPr>
       <w:sdt>
         <w:sdtPr>
-          <w:id w:val="-2060032630"/>
+          <w:id w:val="1489329952"/>
           <w:tag w:val="goog_rdk_69"/>
         </w:sdtPr>
         <w:sdtContent>
@@ -12238,7 +12289,7 @@
       </w:pPr>
       <w:sdt>
         <w:sdtPr>
-          <w:id w:val="-1027896025"/>
+          <w:id w:val="-1041923340"/>
           <w:tag w:val="goog_rdk_70"/>
         </w:sdtPr>
         <w:sdtContent>
@@ -13778,12 +13829,12 @@
           <wp:extent cx="1713548" cy="420454"/>
           <wp:effectExtent b="0" l="0" r="0" t="0"/>
           <wp:wrapNone/>
-          <wp:docPr id="2060923656" name="image1.png"/>
+          <wp:docPr id="2060923656" name="image2.png"/>
           <a:graphic>
             <a:graphicData uri="http://schemas.openxmlformats.org/drawingml/2006/picture">
               <pic:pic>
                 <pic:nvPicPr>
-                  <pic:cNvPr id="0" name="image1.png"/>
+                  <pic:cNvPr id="0" name="image2.png"/>
                   <pic:cNvPicPr preferRelativeResize="0"/>
                 </pic:nvPicPr>
                 <pic:blipFill>
